--- a/arb/docx/06.content.docx
+++ b/arb/docx/06.content.docx
@@ -147,13 +147,6 @@
         <w:rPr>
           <w:lang w:val="ar_AE" w:bidi="ar_AE"/>
         </w:rPr>
-      </w:r>
-      <w:r>
-        <w:rPr>
-          <w:i/>
-          <w:lang w:val="ar_AE" w:bidi="ar_AE"/>
-        </w:rPr>
-        <w:t>يشوع ١: ١–٣, يشوع 1:5, يشوع 1: 7, يشوع ١: ٨, يشوع ١: ١١, يشوع 1: 13, يشوع 1: 14, يشوع ١:١٦, يشوع ٢: ١, يشوع ٢: ٤, يشوع ٢: ٥, يشوع ٢: ٩, يشوع ٢: ١٠, يشوع ٢: ١٢–١٣, يشوع 2: 14, يشوع 2:18, يشوع ٢: ٢٣–٢٤, يشوع ٣:٣, يشوع 3: 4, يشوع ٣: ٥, يشوع ٣: ٨, يشوع 3: 13, يشوع ٣: ١٦, يشوع ٣: ١٧, يشوع ٤: ٣, يشوع ٤: ٧, يشوع 4: 9, يشوع ٤: ١٣, يشوع ٤: ١٨, يشوع 4: 20, يشوع ٤: ٢٤, يشوع 5: 1, يشوع 5: 2, يشوع 5: 6–7, يشوع 5: 10, يشوع 5: 12, يشوع 5: 13, يشوع ٥: ١٤, يشوع 5: 14 (#2), يشوع 5: 15, يشوع 6: 1, يشوع ٦: ٣, يشوع 6: 5, يشوع 6: 5 (#2), يشوع 6: 10, يشوع 6: 17, يشوع 6: 19, يشوع 6: 21, يشوع 6: 22, يشوع 6: 26, يشوع 7: 1, يشوع ٧: ٣, يشوع ٧: ٥, يشوع ٧: ٦, يشوع ٧: ١١, يشوع 7: 13, يشوع ٧: ١٥, يشوع ٧: ٢١, يشوع 7: 21 (#2), يشوع 7: 24, يشوع 7: 26, يشوع ٨: ١–٢, يشوع ٨ :٢, يشوع 8: 3, يشوع 8: 4, يشوع 8: 8, يشوع ٨: ١٥–١٧, يشوع 8: 18, يشوع 8: 23, يشوع 8: 26, يشوع 8: 27, يشوع 8: 29, يشوع ٩: ١–٢, يشوع ٩: ٣–٤, يشوع ٩: ٤–٥, يشوع 9: 6, يشوع 9: 6 (#2), يشوع 9: 14, يشوع 9: 15, يشوع 9: 16, يشوع ٩: ١٨–١٩, يشوع 9: 21, يشوع 9: 24, يشوع 9: 26–27, يشوع 10: 2, يشوع 10: 3–4, يشوع 10: 5, يشوع 10: 6, يشوع 10: 8, يشوع 10: 11, يشوع 10: 12, يشوع 10: 16, يشوع 10: 20, يشوع 10: 26–27, يشوع 10: 40, يشوع 10: 42, يشوع ١١: ١–٣, يشوع ١١: ٤, يشوع ١١: ٤–٥, يشوع 11: 6, يشوع 11: 6 (#2), يشوع ١١: ١٠–١١, يشوع ١١: ١٢–١٣, يشوع 11: 14, يشوع 11: 15, يشوع ١١: ١٩, يشوع ١٢: ١, يشوع 12: 6, يشوع 12: 7, يشوع 12: 24, يشوع ١٣: ١, يشوع 13: 6, يشوع 13: 7, يشوع 13: 8, يشوع 13: 14, يشوع 13: 14 (#2), يشوع ١٣: ٢٣, يشوع 14:4, يشوع 14: 7, يشوع 14: 9, يشوع 14: 10, يشوع 14: 12, يشوع 15: 1, يشوع 15: 5, يشوع ١٥: ٨, يشوع ١٥: ١٢, يشوع ١٥: ١٩, يشوع 15: 63, يشوع ١٦: ٤, يشوع ١٦: ١٠, يشوع 17: 1, يشوع 17: 1 (#2), يشوع 17: 4, يشوع 17: 4 (#2), يشوع ١٧: ١٣, يشوع 17: 14, يشوع ١٧: ١٥, يشوع 18: 2, يشوع 18: 4, يشوع 18: 4 (#2), يشوع 18: 10, يشوع 18: 11, يشوع 19: 1, يشوع 19: 9, يشوع 19: 9 (#2), يشوع 19: 10, يشوع 19: 17, يشوع 19: 24, يشوع 19: 32, يشوع 19: 38, يشوع 19: 40, يشوع 19: 50, يشوع 20: 2, يشوع 20: 3, يشوع ٢٠: ٤, يشوع 20: 6, يشوع ٢٠: ٩, يشوع 21: 1–2, يشوع 21: 8, يشوع 21: 18, يشوع ٢١: ٢٦, يشوع ٢١: ٣٣, يشوع 21: 40, يشوع ٢١: ٤١, يشوع 21: 44, يشوع 22: 1–3, يشوع 22: 5, يشوع 22: 8, يشوع ٢٢: ١٠–١١, يشوع 22: 12, يشوع ٢٢: ١٣–١٤, يشوع ٢٢: ١٦, يشوع 22: 18, يشوع ٢٢: ٢٦–٢٧, يشوع 22: 30, يشوع 22: 33, يشوع ٢٢: ٣٤, يشوع ٢٣: ١–٢, يشوع 23: 3, يشوع 23: 7, يشوع 23: 13, يشوع 23: 14, يشوع 23: 16, يشوع 24: 1, يشوع 24: 13, يشوع 24: 15, يشوع 24: 18, يشوع 24: 19, يشوع 24: 21, يشوع 24: 26, يشوع 24: 27, يشوع 24: 29, يشوع ٢٤: ٣٢</w:t>
       </w:r>
       <w:r>
         <w:rPr>

--- a/arb/docx/06.content.docx
+++ b/arb/docx/06.content.docx
@@ -132,21 +132,6 @@
           <w:lang w:val="ar_AE" w:bidi="ar_AE"/>
         </w:rPr>
         <w:t>JOS</w:t>
-      </w:r>
-      <w:r>
-        <w:rPr>
-          <w:lang w:val="ar_AE" w:bidi="ar_AE"/>
-        </w:rPr>
-      </w:r>
-    </w:p>
-    <w:p>
-      <w:pPr>
-        <w:bidi/>
-      </w:pPr>
-      <w:r>
-        <w:rPr>
-          <w:lang w:val="ar_AE" w:bidi="ar_AE"/>
-        </w:rPr>
       </w:r>
       <w:r>
         <w:rPr>

--- a/arb/docx/06.content.docx
+++ b/arb/docx/06.content.docx
@@ -22,7 +22,7 @@
         <w:rPr>
           <w:lang w:val="ar_AE" w:bidi="ar_AE"/>
         </w:rPr>
-        <w:t>Resource: أسئلة الترجمة (unfoldingWord)</w:t>
+        <w:t>Resource: unfoldingWord® Translation Questions</w:t>
       </w:r>
       <w:r>
         <w:rPr>
@@ -91,7 +91,7 @@
         <w:rPr>
           <w:lang w:val="ar_AE" w:bidi="ar_AE"/>
         </w:rPr>
-        <w:t>أسئلة الترجمة (unfoldingWord)</w:t>
+        <w:t>unfoldingWord® Translation Questions</w:t>
       </w:r>
     </w:p>
     <w:p>
